--- a/Glossary of memory terms v10.0.docx
+++ b/Glossary of memory terms v10.0.docx
@@ -3623,6 +3623,41 @@
           <w:bCs/>
           <w:color w:val="C45911" w:themeColor="accent2" w:themeShade="BF"/>
         </w:rPr>
+        <w:t>mixed pegs –</w:t>
+      </w:r>
+      <w:r>
+        <w:t xml:space="preserve"> a type of </w:t>
+      </w:r>
+      <w:r>
+        <w:rPr>
+          <w:rStyle w:val="dataterm2"/>
+        </w:rPr>
+        <w:t>peg system</w:t>
+      </w:r>
+      <w:r>
+        <w:t xml:space="preserve"> that does not follow a consistent connector but uses any data type for a peg.</w:t>
+      </w:r>
+      <w:r>
+        <w:br/>
+      </w:r>
+      <w:r>
+        <w:rPr>
+          <w:rStyle w:val="dataterm2"/>
+        </w:rPr>
+        <w:t>Example</w:t>
+      </w:r>
+      <w:r>
+        <w:t>: Harry Lorrayne’s number pegs: tie, Noah, Ma, rye, law…</w:t>
+      </w:r>
+    </w:p>
+    <w:p>
+      <w:r>
+        <w:rPr>
+          <w:rFonts w:ascii="Verdana" w:hAnsi="Verdana"/>
+          <w:b/>
+          <w:bCs/>
+          <w:color w:val="C45911" w:themeColor="accent2" w:themeShade="BF"/>
+        </w:rPr>
         <w:t xml:space="preserve">mixed </w:t>
       </w:r>
       <w:r>
@@ -3662,6 +3697,7 @@
         <w:rPr>
           <w:rStyle w:val="dataterm2"/>
         </w:rPr>
+        <w:lastRenderedPageBreak/>
         <w:t>Examples</w:t>
       </w:r>
       <w:r>
@@ -3694,7 +3730,6 @@
           <w:bCs/>
           <w:color w:val="C45911" w:themeColor="accent2" w:themeShade="BF"/>
         </w:rPr>
-        <w:lastRenderedPageBreak/>
         <w:t>mondegreen</w:t>
       </w:r>
       <w:r>
@@ -4246,6 +4281,7 @@
           <w:bCs/>
           <w:color w:val="C45911" w:themeColor="accent2" w:themeShade="BF"/>
         </w:rPr>
+        <w:lastRenderedPageBreak/>
         <w:t>peg</w:t>
       </w:r>
       <w:r>
@@ -4321,11 +4357,7 @@
         <w:t>.</w:t>
       </w:r>
       <w:r>
-        <w:t xml:space="preserve"> </w:t>
-      </w:r>
-      <w:r>
-        <w:lastRenderedPageBreak/>
-        <w:t>Albert Einstein holds a garage sale for his memorabilia on his lawn at his house in NJ. Albert Einstein scrawls formulas with chalk on the blackboard in a physics classroom.</w:t>
+        <w:t xml:space="preserve"> Albert Einstein holds a garage sale for his memorabilia on his lawn at his house in NJ. Albert Einstein scrawls formulas with chalk on the blackboard in a physics classroom.</w:t>
       </w:r>
     </w:p>
     <w:p>
@@ -4492,7 +4524,10 @@
         <w:t>s</w:t>
       </w:r>
       <w:r>
-        <w:t>, reinforced pegs.</w:t>
+        <w:t>, reinforced pegs</w:t>
+      </w:r>
+      <w:r>
+        <w:t>, mixed pegs.</w:t>
       </w:r>
       <w:r>
         <w:br/>
@@ -4923,6 +4958,7 @@
         <w:rPr>
           <w:rStyle w:val="dataterm"/>
         </w:rPr>
+        <w:lastRenderedPageBreak/>
         <w:t>Roman room</w:t>
       </w:r>
       <w:r>
@@ -5042,11 +5078,7 @@
         <w:t>if x is &gt; 3 and y is &lt; 5 then go right, if</w:t>
       </w:r>
       <w:r>
-        <w:t xml:space="preserve"> a word is alphabetically higher in value than the </w:t>
-      </w:r>
-      <w:r>
-        <w:lastRenderedPageBreak/>
-        <w:t>compared word and neither begin with a symbol then place it after the first word.</w:t>
+        <w:t xml:space="preserve"> a word is alphabetically higher in value than the compared word and neither begin with a symbol then place it after the first word.</w:t>
       </w:r>
       <w:r>
         <w:t xml:space="preserve"> Clockwise seating arrangement around a round table. Clockwise traversal around a room using compass points.</w:t>
@@ -5614,18 +5646,25 @@
         <w:t>location</w:t>
       </w:r>
       <w:r>
-        <w:t>, mixed narrative.</w:t>
-      </w:r>
-      <w:r>
-        <w:rPr>
-          <w:rStyle w:val="dataterm2"/>
-        </w:rPr>
-        <w:br/>
-      </w:r>
-      <w:r>
-        <w:rPr>
-          <w:rStyle w:val="dataterm2"/>
-        </w:rPr>
+        <w:t xml:space="preserve">, mixed </w:t>
+      </w:r>
+      <w:r>
+        <w:t>story</w:t>
+      </w:r>
+      <w:r>
+        <w:t>.</w:t>
+      </w:r>
+      <w:r>
+        <w:rPr>
+          <w:rStyle w:val="dataterm2"/>
+        </w:rPr>
+        <w:br/>
+      </w:r>
+      <w:r>
+        <w:rPr>
+          <w:rStyle w:val="dataterm2"/>
+        </w:rPr>
+        <w:lastRenderedPageBreak/>
         <w:t>Synonyms</w:t>
       </w:r>
       <w:r>
@@ -5682,7 +5721,6 @@
         <w:rPr>
           <w:rStyle w:val="dataterm"/>
         </w:rPr>
-        <w:lastRenderedPageBreak/>
         <w:t>subject</w:t>
       </w:r>
       <w:r>
@@ -5853,10 +5891,7 @@
         <w:t xml:space="preserve"> </w:t>
       </w:r>
       <w:r>
-        <w:t>PA system</w:t>
-      </w:r>
-      <w:r>
-        <w:t>, t</w:t>
+        <w:t>PA system, t</w:t>
       </w:r>
       <w:r>
         <w:t>otem poles</w:t>
@@ -6306,7 +6341,11 @@
         <w:t xml:space="preserve">system maturity level – </w:t>
       </w:r>
       <w:r>
-        <w:t>expresses the level of certainty that the knowledge to be stored in a memory system will not be changed in the future and the system will not be altered. New information is initially stored in a system based on experience and then gradually uses traversals from a creative description to a more believable narrative style and finally into understood rules that must be followed. The type of system may get more complex over time as other systems or other rules are blended in.</w:t>
+        <w:t xml:space="preserve">expresses the level of certainty that the knowledge to be stored in a memory system will not be changed in the future and the system will not be altered. New information is </w:t>
+      </w:r>
+      <w:r>
+        <w:lastRenderedPageBreak/>
+        <w:t>initially stored in a system based on experience and then gradually uses traversals from a creative description to a more believable narrative style and finally into understood rules that must be followed. The type of system may get more complex over time as other systems or other rules are blended in.</w:t>
       </w:r>
       <w:r>
         <w:t xml:space="preserve"> The system may be at a maturity level from a completely known set of information, or a static system used for teaching, or continually changing set of information and improving system, or a dynamic system used while learning and creating the system.</w:t>
@@ -6318,7 +6357,6 @@
         <w:rPr>
           <w:rStyle w:val="dataterm2"/>
         </w:rPr>
-        <w:lastRenderedPageBreak/>
         <w:t>Synonyms</w:t>
       </w:r>
       <w:r>
@@ -7002,6 +7040,7 @@
         <w:t xml:space="preserve">moving from link to link, traveling to the next </w:t>
       </w:r>
       <w:r>
+        <w:lastRenderedPageBreak/>
         <w:t>location</w:t>
       </w:r>
       <w:r>
@@ -7031,7 +7070,6 @@
         <w:pStyle w:val="Heading2"/>
       </w:pPr>
       <w:r>
-        <w:lastRenderedPageBreak/>
         <w:t>V</w:t>
       </w:r>
     </w:p>
@@ -8650,7 +8688,7 @@
   <w:style w:type="paragraph" w:default="1" w:styleId="Normal">
     <w:name w:val="Normal"/>
     <w:qFormat/>
-    <w:rsid w:val="00F73F10"/>
+    <w:rsid w:val="00136AE5"/>
   </w:style>
   <w:style w:type="paragraph" w:styleId="Heading1">
     <w:name w:val="heading 1"/>
@@ -8709,7 +8747,7 @@
     <w:uiPriority w:val="9"/>
     <w:unhideWhenUsed/>
     <w:qFormat/>
-    <w:rsid w:val="00F73F10"/>
+    <w:rsid w:val="00136AE5"/>
     <w:pPr>
       <w:keepNext/>
       <w:keepLines/>
@@ -8733,7 +8771,7 @@
     <w:uiPriority w:val="9"/>
     <w:unhideWhenUsed/>
     <w:qFormat/>
-    <w:rsid w:val="00F73F10"/>
+    <w:rsid w:val="00136AE5"/>
     <w:pPr>
       <w:keepNext/>
       <w:keepLines/>
@@ -8757,7 +8795,7 @@
     <w:uiPriority w:val="9"/>
     <w:unhideWhenUsed/>
     <w:qFormat/>
-    <w:rsid w:val="00F73F10"/>
+    <w:rsid w:val="00136AE5"/>
     <w:pPr>
       <w:keepNext/>
       <w:keepLines/>
@@ -8776,7 +8814,7 @@
     <w:name w:val="Default Paragraph Font"/>
     <w:uiPriority w:val="1"/>
     <w:unhideWhenUsed/>
-    <w:rsid w:val="00F73F10"/>
+    <w:rsid w:val="00136AE5"/>
   </w:style>
   <w:style w:type="table" w:default="1" w:styleId="TableNormal">
     <w:name w:val="Normal Table"/>
@@ -8798,14 +8836,14 @@
     <w:uiPriority w:val="99"/>
     <w:semiHidden/>
     <w:unhideWhenUsed/>
-    <w:rsid w:val="00F73F10"/>
+    <w:rsid w:val="00136AE5"/>
   </w:style>
   <w:style w:type="character" w:customStyle="1" w:styleId="Heading5Char">
     <w:name w:val="Heading 5 Char"/>
     <w:basedOn w:val="DefaultParagraphFont"/>
     <w:link w:val="Heading5"/>
     <w:uiPriority w:val="9"/>
-    <w:rsid w:val="00F73F10"/>
+    <w:rsid w:val="00136AE5"/>
     <w:rPr>
       <w:rFonts w:ascii="Franklin Gothic Medium Cond" w:eastAsiaTheme="majorEastAsia" w:hAnsi="Franklin Gothic Medium Cond" w:cstheme="majorBidi"/>
       <w:color w:val="C45911" w:themeColor="accent2" w:themeShade="BF"/>
@@ -8818,7 +8856,7 @@
     <w:basedOn w:val="DefaultParagraphFont"/>
     <w:uiPriority w:val="1"/>
     <w:qFormat/>
-    <w:rsid w:val="00F73F10"/>
+    <w:rsid w:val="00136AE5"/>
     <w:rPr>
       <w:rFonts w:ascii="Tahoma" w:hAnsi="Tahoma" w:cs="Tahoma"/>
       <w:color w:val="4472C4" w:themeColor="accent1"/>
@@ -8832,7 +8870,7 @@
     <w:basedOn w:val="DefaultParagraphFont"/>
     <w:link w:val="Heading4"/>
     <w:uiPriority w:val="9"/>
-    <w:rsid w:val="00F73F10"/>
+    <w:rsid w:val="00136AE5"/>
     <w:rPr>
       <w:rFonts w:ascii="Franklin Gothic Demi Cond" w:eastAsiaTheme="majorEastAsia" w:hAnsi="Franklin Gothic Demi Cond" w:cstheme="majorBidi"/>
       <w:color w:val="2F5496" w:themeColor="accent1" w:themeShade="BF"/>
@@ -8846,7 +8884,7 @@
     <w:basedOn w:val="DefaultParagraphFont"/>
     <w:link w:val="Heading3"/>
     <w:uiPriority w:val="9"/>
-    <w:rsid w:val="00F73F10"/>
+    <w:rsid w:val="00136AE5"/>
     <w:rPr>
       <w:rFonts w:ascii="Franklin Gothic Heavy" w:eastAsiaTheme="majorEastAsia" w:hAnsi="Franklin Gothic Heavy" w:cstheme="majorBidi"/>
       <w:color w:val="1F3763" w:themeColor="accent1" w:themeShade="7F"/>
